--- a/exercises/Bài tập tổng hợp 68-70 - Cấu trúc và cụm động từ/Đề 2.docx
+++ b/exercises/Bài tập tổng hợp 68-70 - Cấu trúc và cụm động từ/Đề 2.docx
@@ -3,604 +3,2428 @@
 <w:document xmlns:w="http://schemas.openxmlformats.org/wordprocessingml/2006/main">
   <w:body>
     <w:p>
-      <w:r>
-        <w:rPr>
+      <w:pPr>
+        <w:spacing w:before="0" w:after="280"/>
+        <w:keepNext/>
+        <w:jc w:val="center"/>
+      </w:pPr>
+      <w:r>
+        <w:rPr>
+          <w:color w:val="000000"/>
           <w:b/>
         </w:rPr>
-        <w:t xml:space="preserve">ĐỀ TỔNG HỢP 68–70 – ĐỀ 2</w:t>
-      </w:r>
-    </w:p>
-    <w:p>
-      <w:r>
-        <w:t xml:space="preserve">GERUNDS AND INFINITIVES – PHRASAL VERBS PARTS 1 AND 2</w:t>
-      </w:r>
-    </w:p>
-    <w:p>
-      <w:r>
-        <w:t xml:space="preserve">Họ và tên: __________________________                         Điểm: ________/100</w:t>
-      </w:r>
-    </w:p>
-    <w:p>
-      <w:r>
-        <w:rPr>
+        <w:t>ĐỀ TỔNG HỢP 68–70 – ĐỀ 2</w:t>
+      </w:r>
+    </w:p>
+    <w:p>
+      <w:pPr>
+        <w:spacing w:before="0" w:after="180"/>
+        <w:jc w:val="center"/>
+      </w:pPr>
+      <w:r>
+        <w:rPr>
+          <w:color w:val="000000"/>
           <w:b/>
         </w:rPr>
-        <w:t xml:space="preserve">PHẦN 1. V-ING HOẶC TO + V (10 điểm)</w:t>
-      </w:r>
-    </w:p>
-    <w:p>
-      <w:r>
-        <w:t xml:space="preserve">1. She promised ___ (call) tonight.</w:t>
-      </w:r>
-    </w:p>
-    <w:p>
-      <w:r>
-        <w:t xml:space="preserve">2. They suggested ___ (take) the train.</w:t>
-      </w:r>
-    </w:p>
-    <w:p>
-      <w:r>
-        <w:t xml:space="preserve">3. I want ___ (learn) to cook.</w:t>
-      </w:r>
-    </w:p>
-    <w:p>
-      <w:r>
-        <w:t xml:space="preserve">4. Mai keeps ___ (ask) questions.</w:t>
-      </w:r>
-    </w:p>
-    <w:p>
-      <w:r>
-        <w:t xml:space="preserve">5. He managed ___ (solve) the problem.</w:t>
-      </w:r>
-    </w:p>
-    <w:p>
-      <w:r>
-        <w:t xml:space="preserve">6. Do you mind ___ (open) the window?</w:t>
-      </w:r>
-    </w:p>
-    <w:p>
-      <w:r>
-        <w:t xml:space="preserve">7. We agreed ___ (meet) at seven.</w:t>
-      </w:r>
-    </w:p>
-    <w:p>
-      <w:r>
-        <w:t xml:space="preserve">8. She refused ___ (answer).</w:t>
-      </w:r>
-    </w:p>
-    <w:p>
-      <w:r>
-        <w:t xml:space="preserve">9. He admitted ___ (break) the vase.</w:t>
-      </w:r>
-    </w:p>
-    <w:p>
-      <w:r>
-        <w:t xml:space="preserve">10. I cannot afford ___ (buy) this laptop.</w:t>
-      </w:r>
-    </w:p>
-    <w:p>
-      <w:r>
-        <w:rPr>
+        <w:t>GERUNDS AND INFINITIVES – PHRASAL VERBS PARTS 1 AND 2</w:t>
+      </w:r>
+    </w:p>
+    <w:p>
+      <w:pPr>
+        <w:spacing w:before="0" w:after="100"/>
+      </w:pPr>
+      <w:r>
+        <w:rPr>
+          <w:color w:val="000000"/>
+        </w:rPr>
+        <w:t>Họ và tên: __________________________                         Điểm: ________/100</w:t>
+      </w:r>
+    </w:p>
+    <w:p>
+      <w:pPr>
+        <w:spacing w:before="0" w:after="100"/>
+      </w:pPr>
+      <w:r>
+        <w:rPr>
+          <w:color w:val="000000"/>
+        </w:rPr>
+        <w:t>Phạm vi kiến thức: Bài 68–70 — gerunds và infinitives; cụm động từ phần 1 và phần 2.</w:t>
+      </w:r>
+    </w:p>
+    <w:p>
+      <w:pPr>
+        <w:spacing w:before="0" w:after="100"/>
+      </w:pPr>
+      <w:r>
+        <w:rPr>
+          <w:color w:val="000000"/>
+        </w:rPr>
+        <w:t>Thời gian làm bài dự kiến: 90 phút.</w:t>
+      </w:r>
+    </w:p>
+    <w:p>
+      <w:pPr>
+        <w:spacing w:before="0" w:after="100"/>
+      </w:pPr>
+      <w:r>
+        <w:rPr>
+          <w:color w:val="000000"/>
+        </w:rPr>
+        <w:t>Tổng điểm: 100 điểm.</w:t>
+      </w:r>
+    </w:p>
+    <w:p>
+      <w:pPr>
+        <w:spacing w:before="0" w:after="120"/>
+      </w:pPr>
+      <w:r>
+        <w:rPr>
+          <w:color w:val="000000"/>
+        </w:rPr>
+        <w:t>Hướng dẫn chung: Làm lần lượt từng phần và kiểm tra dạng động từ, tân ngữ cùng tiểu từ/giới từ trong mỗi cấu trúc trước khi nộp bài.</w:t>
+      </w:r>
+    </w:p>
+    <w:p>
+      <w:pPr>
+        <w:spacing w:before="240" w:after="60"/>
+        <w:keepNext/>
+      </w:pPr>
+      <w:r>
+        <w:rPr>
+          <w:color w:val="000000"/>
           <w:b/>
         </w:rPr>
-        <w:t xml:space="preserve">PHẦN 2. SAU GIỚI TỪ, TÂN NGỮ VÀ BARE INFINITIVE (10 điểm)</w:t>
-      </w:r>
-    </w:p>
-    <w:p>
-      <w:r>
-        <w:t xml:space="preserve">1. My parents let me ___ (choose).</w:t>
-      </w:r>
-    </w:p>
-    <w:p>
-      <w:r>
-        <w:t xml:space="preserve">2. The joke made everyone ___ (laugh).</w:t>
-      </w:r>
-    </w:p>
-    <w:p>
-      <w:r>
-        <w:t xml:space="preserve">3. Please remind Nam ___ (bring) his passport.</w:t>
-      </w:r>
-    </w:p>
-    <w:p>
-      <w:r>
-        <w:t xml:space="preserve">4. You should ___ (rest).</w:t>
-      </w:r>
-    </w:p>
-    <w:p>
-      <w:r>
-        <w:t xml:space="preserve">5. She encouraged me ___ (apply).</w:t>
-      </w:r>
-    </w:p>
-    <w:p>
-      <w:r>
-        <w:t xml:space="preserve">6. We had better ___ (leave) now.</w:t>
-      </w:r>
-    </w:p>
-    <w:p>
-      <w:r>
-        <w:t xml:space="preserve">7. The manager asked them ___ (wait).</w:t>
-      </w:r>
-    </w:p>
-    <w:p>
-      <w:r>
-        <w:t xml:space="preserve">8. I would rather ___ (stay) home.</w:t>
-      </w:r>
-    </w:p>
-    <w:p>
-      <w:r>
-        <w:t xml:space="preserve">9. He helped me ___ (carry) the boxes.</w:t>
-      </w:r>
-    </w:p>
-    <w:p>
-      <w:r>
-        <w:t xml:space="preserve">10. They apologized for ___ (be) late.</w:t>
-      </w:r>
-    </w:p>
-    <w:p>
-      <w:r>
-        <w:rPr>
+        <w:t>PHẦN 1. V-ING HOẶC TO + V (10 điểm)</w:t>
+      </w:r>
+    </w:p>
+    <w:p>
+      <w:pPr>
+        <w:spacing w:before="0" w:after="60"/>
+        <w:keepNext/>
+      </w:pPr>
+      <w:r>
+        <w:rPr>
+          <w:color w:val="000000"/>
+          <w:i/>
+        </w:rPr>
+        <w:t>Hướng dẫn: Chia động từ trong ngoặc ở dạng V-ing hoặc to + V phù hợp.</w:t>
+      </w:r>
+    </w:p>
+    <w:p>
+      <w:pPr>
+        <w:spacing w:before="40" w:after="60"/>
+      </w:pPr>
+      <w:r>
+        <w:rPr>
+          <w:color w:val="000000"/>
+        </w:rPr>
+        <w:t>1. She promised ___ (call) tonight.</w:t>
+      </w:r>
+    </w:p>
+    <w:p>
+      <w:pPr>
+        <w:spacing w:before="120" w:after="160"/>
+      </w:pPr>
+      <w:r>
+        <w:rPr>
+          <w:color w:val="000000"/>
+        </w:rPr>
+        <w:t>2. They suggested ___ (take) the train.</w:t>
+      </w:r>
+    </w:p>
+    <w:p>
+      <w:pPr>
+        <w:spacing w:before="120" w:after="160"/>
+      </w:pPr>
+      <w:r>
+        <w:rPr>
+          <w:color w:val="000000"/>
+        </w:rPr>
+        <w:t>3. I want ___ (learn) to cook.</w:t>
+      </w:r>
+    </w:p>
+    <w:p>
+      <w:pPr>
+        <w:spacing w:before="120" w:after="160"/>
+      </w:pPr>
+      <w:r>
+        <w:rPr>
+          <w:color w:val="000000"/>
+        </w:rPr>
+        <w:t>4. Mai keeps ___ (ask) questions.</w:t>
+      </w:r>
+    </w:p>
+    <w:p>
+      <w:pPr>
+        <w:spacing w:before="120" w:after="160"/>
+      </w:pPr>
+      <w:r>
+        <w:rPr>
+          <w:color w:val="000000"/>
+        </w:rPr>
+        <w:t>5. He managed ___ (solve) the problem.</w:t>
+      </w:r>
+    </w:p>
+    <w:p>
+      <w:pPr>
+        <w:spacing w:before="120" w:after="160"/>
+      </w:pPr>
+      <w:r>
+        <w:rPr>
+          <w:color w:val="000000"/>
+        </w:rPr>
+        <w:t>6. Do you mind ___ (open) the window?</w:t>
+      </w:r>
+    </w:p>
+    <w:p>
+      <w:pPr>
+        <w:spacing w:before="120" w:after="160"/>
+      </w:pPr>
+      <w:r>
+        <w:rPr>
+          <w:color w:val="000000"/>
+        </w:rPr>
+        <w:t>7. We agreed ___ (meet) at seven.</w:t>
+      </w:r>
+    </w:p>
+    <w:p>
+      <w:pPr>
+        <w:spacing w:before="120" w:after="160"/>
+      </w:pPr>
+      <w:r>
+        <w:rPr>
+          <w:color w:val="000000"/>
+        </w:rPr>
+        <w:t>8. She refused ___ (answer).</w:t>
+      </w:r>
+    </w:p>
+    <w:p>
+      <w:pPr>
+        <w:spacing w:before="120" w:after="160"/>
+      </w:pPr>
+      <w:r>
+        <w:rPr>
+          <w:color w:val="000000"/>
+        </w:rPr>
+        <w:t>9. He admitted ___ (break) the vase.</w:t>
+      </w:r>
+    </w:p>
+    <w:p>
+      <w:pPr>
+        <w:spacing w:before="120" w:after="160"/>
+      </w:pPr>
+      <w:r>
+        <w:rPr>
+          <w:color w:val="000000"/>
+        </w:rPr>
+        <w:t>10. I cannot afford ___ (buy) this laptop.</w:t>
+      </w:r>
+    </w:p>
+    <w:p>
+      <w:pPr>
+        <w:spacing w:before="240" w:after="60"/>
+        <w:keepNext/>
+      </w:pPr>
+      <w:r>
+        <w:rPr>
+          <w:color w:val="000000"/>
           <w:b/>
         </w:rPr>
-        <w:t xml:space="preserve">PHẦN 3. CHỌN DẠNG ĐỘNG TỪ THEO NGHĨA (10 điểm)</w:t>
-      </w:r>
-    </w:p>
-    <w:p>
-      <w:r>
-        <w:t xml:space="preserve">1. I tried ___ the box, but it was too heavy. (effort)</w:t>
-      </w:r>
-    </w:p>
-    <w:p>
-      <w:r>
-        <w:t xml:space="preserve">2. I regret ___ those words yesterday.</w:t>
-      </w:r>
-    </w:p>
-    <w:p>
-      <w:r>
-        <w:t xml:space="preserve">3. We regret ___ you that the flight is canceled.</w:t>
-      </w:r>
-    </w:p>
-    <w:p>
-      <w:r>
-        <w:t xml:space="preserve">4. She went on ___ the next topic. (new action)</w:t>
-      </w:r>
-    </w:p>
-    <w:p>
-      <w:r>
-        <w:t xml:space="preserve">5. This job means ___ at weekends.</w:t>
-      </w:r>
-    </w:p>
-    <w:p>
-      <w:r>
-        <w:t xml:space="preserve">6. I forgot ___ the email, so it was never sent.</w:t>
-      </w:r>
-    </w:p>
-    <w:p>
-      <w:r>
-        <w:t xml:space="preserve">7. I will never forget ___ the ocean for the first time.</w:t>
-      </w:r>
-    </w:p>
-    <w:p>
-      <w:r>
-        <w:t xml:space="preserve">8. He needs ___ more carefully.</w:t>
-      </w:r>
-    </w:p>
-    <w:p>
-      <w:r>
-        <w:t xml:space="preserve">9. The room needs ___.</w:t>
-      </w:r>
-    </w:p>
-    <w:p>
-      <w:r>
-        <w:t xml:space="preserve">10. After describing the plan, he went on ___ about costs. (continue)</w:t>
-      </w:r>
-    </w:p>
-    <w:p>
-      <w:r>
-        <w:rPr>
+        <w:t>PHẦN 2. SAU GIỚI TỪ, TÂN NGỮ VÀ BARE INFINITIVE (10 điểm)</w:t>
+      </w:r>
+    </w:p>
+    <w:p>
+      <w:pPr>
+        <w:spacing w:before="0" w:after="60"/>
+        <w:keepNext/>
+      </w:pPr>
+      <w:r>
+        <w:rPr>
+          <w:color w:val="000000"/>
+          <w:i/>
+        </w:rPr>
+        <w:t>Hướng dẫn: Chia động từ trong ngoặc sau giới từ, tân ngữ và các động từ/cấu trúc đặc biệt.</w:t>
+      </w:r>
+    </w:p>
+    <w:p>
+      <w:pPr>
+        <w:spacing w:before="40" w:after="60"/>
+      </w:pPr>
+      <w:r>
+        <w:rPr>
+          <w:color w:val="000000"/>
+        </w:rPr>
+        <w:t>1. My parents let me ___ (choose).</w:t>
+      </w:r>
+    </w:p>
+    <w:p>
+      <w:pPr>
+        <w:spacing w:before="120" w:after="160"/>
+      </w:pPr>
+      <w:r>
+        <w:rPr>
+          <w:color w:val="000000"/>
+        </w:rPr>
+        <w:t>2. The joke made everyone ___ (laugh).</w:t>
+      </w:r>
+    </w:p>
+    <w:p>
+      <w:pPr>
+        <w:spacing w:before="120" w:after="160"/>
+      </w:pPr>
+      <w:r>
+        <w:rPr>
+          <w:color w:val="000000"/>
+        </w:rPr>
+        <w:t>3. Please remind Nam ___ (bring) his passport.</w:t>
+      </w:r>
+    </w:p>
+    <w:p>
+      <w:pPr>
+        <w:spacing w:before="120" w:after="160"/>
+      </w:pPr>
+      <w:r>
+        <w:rPr>
+          <w:color w:val="000000"/>
+        </w:rPr>
+        <w:t>4. You should ___ (rest).</w:t>
+      </w:r>
+    </w:p>
+    <w:p>
+      <w:pPr>
+        <w:spacing w:before="120" w:after="160"/>
+      </w:pPr>
+      <w:r>
+        <w:rPr>
+          <w:color w:val="000000"/>
+        </w:rPr>
+        <w:t>5. She encouraged me ___ (apply).</w:t>
+      </w:r>
+    </w:p>
+    <w:p>
+      <w:pPr>
+        <w:spacing w:before="120" w:after="160"/>
+      </w:pPr>
+      <w:r>
+        <w:rPr>
+          <w:color w:val="000000"/>
+        </w:rPr>
+        <w:t>6. We had better ___ (leave) now.</w:t>
+      </w:r>
+    </w:p>
+    <w:p>
+      <w:pPr>
+        <w:spacing w:before="120" w:after="160"/>
+      </w:pPr>
+      <w:r>
+        <w:rPr>
+          <w:color w:val="000000"/>
+        </w:rPr>
+        <w:t>7. The manager asked them ___ (wait).</w:t>
+      </w:r>
+    </w:p>
+    <w:p>
+      <w:pPr>
+        <w:spacing w:before="120" w:after="160"/>
+      </w:pPr>
+      <w:r>
+        <w:rPr>
+          <w:color w:val="000000"/>
+        </w:rPr>
+        <w:t>8. I would rather ___ (stay) home.</w:t>
+      </w:r>
+    </w:p>
+    <w:p>
+      <w:pPr>
+        <w:spacing w:before="120" w:after="160"/>
+      </w:pPr>
+      <w:r>
+        <w:rPr>
+          <w:color w:val="000000"/>
+        </w:rPr>
+        <w:t>9. He helped me ___ (carry) the boxes.</w:t>
+      </w:r>
+    </w:p>
+    <w:p>
+      <w:pPr>
+        <w:spacing w:before="120" w:after="160"/>
+      </w:pPr>
+      <w:r>
+        <w:rPr>
+          <w:color w:val="000000"/>
+        </w:rPr>
+        <w:t>10. They apologized for ___ (be) late.</w:t>
+      </w:r>
+    </w:p>
+    <w:p>
+      <w:pPr>
+        <w:spacing w:before="240" w:after="60"/>
+        <w:keepNext/>
+      </w:pPr>
+      <w:r>
+        <w:rPr>
+          <w:color w:val="000000"/>
           <w:b/>
         </w:rPr>
-        <w:t xml:space="preserve">PHẦN 4. PHRASAL VERBS – PHẦN 1 (10 điểm)</w:t>
-      </w:r>
-    </w:p>
-    <w:p>
-      <w:r>
-        <w:t xml:space="preserve">1. We need to ___ what happened.</w:t>
-      </w:r>
-    </w:p>
-    <w:p>
-      <w:r>
-        <w:t xml:space="preserve">2. Can you ___ me at the station?</w:t>
-      </w:r>
-    </w:p>
-    <w:p>
-      <w:r>
-        <w:t xml:space="preserve">3. The match was ___ because of rain.</w:t>
-      </w:r>
-    </w:p>
-    <w:p>
-      <w:r>
-        <w:t xml:space="preserve">4. Please ___ the answers before the test.</w:t>
-      </w:r>
-    </w:p>
-    <w:p>
-      <w:r>
-        <w:t xml:space="preserve">5. They plan to ___ a study club.</w:t>
-      </w:r>
-    </w:p>
-    <w:p>
-      <w:r>
-        <w:t xml:space="preserve">6. We have ___ milk.</w:t>
-      </w:r>
-    </w:p>
-    <w:p>
-      <w:r>
-        <w:t xml:space="preserve">7. Please ___ with your work.</w:t>
-      </w:r>
-    </w:p>
-    <w:p>
-      <w:r>
-        <w:t xml:space="preserve">8. Do not ___ this useful paper.</w:t>
-      </w:r>
-    </w:p>
-    <w:p>
-      <w:r>
-        <w:t xml:space="preserve">9. I ___ my classmates well.</w:t>
-      </w:r>
-    </w:p>
-    <w:p>
-      <w:r>
-        <w:t xml:space="preserve">10. Can you ___ the solution?</w:t>
-      </w:r>
-    </w:p>
-    <w:p>
-      <w:r>
-        <w:rPr>
+        <w:t>PHẦN 3. CHỌN DẠNG ĐỘNG TỪ THEO NGHĨA (10 điểm)</w:t>
+      </w:r>
+    </w:p>
+    <w:p>
+      <w:pPr>
+        <w:spacing w:before="0" w:after="60"/>
+        <w:keepNext/>
+      </w:pPr>
+      <w:r>
+        <w:rPr>
+          <w:color w:val="000000"/>
+          <w:i/>
+        </w:rPr>
+        <w:t>Hướng dẫn: Chọn dạng động từ phù hợp với nghĩa và ngữ cảnh của câu.</w:t>
+      </w:r>
+    </w:p>
+    <w:p>
+      <w:pPr>
+        <w:spacing w:before="40" w:after="60"/>
+      </w:pPr>
+      <w:r>
+        <w:rPr>
+          <w:color w:val="000000"/>
+        </w:rPr>
+        <w:t>1. I tried ___ the box, but it was too heavy. (effort)</w:t>
+      </w:r>
+    </w:p>
+    <w:p>
+      <w:pPr>
+        <w:spacing w:before="120" w:after="160"/>
+      </w:pPr>
+      <w:r>
+        <w:rPr>
+          <w:color w:val="000000"/>
+        </w:rPr>
+        <w:t>2. I regret ___ those words yesterday.</w:t>
+      </w:r>
+    </w:p>
+    <w:p>
+      <w:pPr>
+        <w:spacing w:before="120" w:after="160"/>
+      </w:pPr>
+      <w:r>
+        <w:rPr>
+          <w:color w:val="000000"/>
+        </w:rPr>
+        <w:t>3. We regret ___ you that the flight is canceled.</w:t>
+      </w:r>
+    </w:p>
+    <w:p>
+      <w:pPr>
+        <w:spacing w:before="120" w:after="160"/>
+      </w:pPr>
+      <w:r>
+        <w:rPr>
+          <w:color w:val="000000"/>
+        </w:rPr>
+        <w:t>4. She went on ___ the next topic. (new action)</w:t>
+      </w:r>
+    </w:p>
+    <w:p>
+      <w:pPr>
+        <w:spacing w:before="120" w:after="160"/>
+      </w:pPr>
+      <w:r>
+        <w:rPr>
+          <w:color w:val="000000"/>
+        </w:rPr>
+        <w:t>5. This job means ___ at weekends.</w:t>
+      </w:r>
+    </w:p>
+    <w:p>
+      <w:pPr>
+        <w:spacing w:before="120" w:after="160"/>
+      </w:pPr>
+      <w:r>
+        <w:rPr>
+          <w:color w:val="000000"/>
+        </w:rPr>
+        <w:t>6. I forgot ___ the email, so it was never sent.</w:t>
+      </w:r>
+    </w:p>
+    <w:p>
+      <w:pPr>
+        <w:spacing w:before="120" w:after="160"/>
+      </w:pPr>
+      <w:r>
+        <w:rPr>
+          <w:color w:val="000000"/>
+        </w:rPr>
+        <w:t>7. I will never forget ___ the ocean for the first time.</w:t>
+      </w:r>
+    </w:p>
+    <w:p>
+      <w:pPr>
+        <w:spacing w:before="120" w:after="160"/>
+      </w:pPr>
+      <w:r>
+        <w:rPr>
+          <w:color w:val="000000"/>
+        </w:rPr>
+        <w:t>8. He needs ___ more carefully.</w:t>
+      </w:r>
+    </w:p>
+    <w:p>
+      <w:pPr>
+        <w:spacing w:before="120" w:after="160"/>
+      </w:pPr>
+      <w:r>
+        <w:rPr>
+          <w:color w:val="000000"/>
+        </w:rPr>
+        <w:t>9. The room needs ___.</w:t>
+      </w:r>
+    </w:p>
+    <w:p>
+      <w:pPr>
+        <w:spacing w:before="120" w:after="160"/>
+      </w:pPr>
+      <w:r>
+        <w:rPr>
+          <w:color w:val="000000"/>
+        </w:rPr>
+        <w:t>10. After describing the plan, he went on ___ about costs. (continue)</w:t>
+      </w:r>
+    </w:p>
+    <w:p>
+      <w:pPr>
+        <w:spacing w:before="240" w:after="60"/>
+        <w:keepNext/>
+      </w:pPr>
+      <w:r>
+        <w:rPr>
+          <w:color w:val="000000"/>
           <w:b/>
         </w:rPr>
-        <w:t xml:space="preserve">PHẦN 5. PHRASAL VERBS – PHẦN 2 (10 điểm)</w:t>
-      </w:r>
-    </w:p>
-    <w:p>
-      <w:r>
-        <w:t xml:space="preserve">1. She ___ an important issue.</w:t>
-      </w:r>
-    </w:p>
-    <w:p>
-      <w:r>
-        <w:t xml:space="preserve">2. We ___ before sunrise.</w:t>
-      </w:r>
-    </w:p>
-    <w:p>
-      <w:r>
-        <w:t xml:space="preserve">3. Do not ___ your parents.</w:t>
-      </w:r>
-    </w:p>
-    <w:p>
-      <w:r>
-        <w:t xml:space="preserve">4. I am trying to ___ sugar.</w:t>
-      </w:r>
-    </w:p>
-    <w:p>
-      <w:r>
-        <w:t xml:space="preserve">5. A new manager will ___.</w:t>
-      </w:r>
-    </w:p>
-    <w:p>
-      <w:r>
-        <w:t xml:space="preserve">6. Can you ___ this payment problem?</w:t>
-      </w:r>
-    </w:p>
-    <w:p>
-      <w:r>
-        <w:t xml:space="preserve">7. The lawyer will ___ the contract.</w:t>
-      </w:r>
-    </w:p>
-    <w:p>
-      <w:r>
-        <w:t xml:space="preserve">8. We arrived early to ___ at the airport.</w:t>
-      </w:r>
-    </w:p>
-    <w:p>
-      <w:r>
-        <w:t xml:space="preserve">9. Her family came to ___ her at the station.</w:t>
-      </w:r>
-    </w:p>
-    <w:p>
-      <w:r>
-        <w:t xml:space="preserve">10. These figures ___ our conclusion.</w:t>
-      </w:r>
-    </w:p>
-    <w:p>
-      <w:r>
-        <w:rPr>
+        <w:t>PHẦN 4. PHRASAL VERBS – PHẦN 1 (10 điểm)</w:t>
+      </w:r>
+    </w:p>
+    <w:p>
+      <w:pPr>
+        <w:spacing w:before="0" w:after="60"/>
+        <w:keepNext/>
+      </w:pPr>
+      <w:r>
+        <w:rPr>
+          <w:color w:val="000000"/>
+          <w:i/>
+        </w:rPr>
+        <w:t>Hướng dẫn: Điền cụm động từ phù hợp với nghĩa của mỗi câu.</w:t>
+      </w:r>
+    </w:p>
+    <w:p>
+      <w:pPr>
+        <w:spacing w:before="40" w:after="60"/>
+      </w:pPr>
+      <w:r>
+        <w:rPr>
+          <w:color w:val="000000"/>
+        </w:rPr>
+        <w:t>1. We need to ___ what happened.</w:t>
+      </w:r>
+    </w:p>
+    <w:p>
+      <w:pPr>
+        <w:spacing w:before="120" w:after="160"/>
+      </w:pPr>
+      <w:r>
+        <w:rPr>
+          <w:color w:val="000000"/>
+        </w:rPr>
+        <w:t>2. Can you ___ me at the station?</w:t>
+      </w:r>
+    </w:p>
+    <w:p>
+      <w:pPr>
+        <w:spacing w:before="120" w:after="160"/>
+      </w:pPr>
+      <w:r>
+        <w:rPr>
+          <w:color w:val="000000"/>
+        </w:rPr>
+        <w:t>3. The match was ___ because of rain.</w:t>
+      </w:r>
+    </w:p>
+    <w:p>
+      <w:pPr>
+        <w:spacing w:before="120" w:after="160"/>
+      </w:pPr>
+      <w:r>
+        <w:rPr>
+          <w:color w:val="000000"/>
+        </w:rPr>
+        <w:t>4. Please ___ the answers before the test.</w:t>
+      </w:r>
+    </w:p>
+    <w:p>
+      <w:pPr>
+        <w:spacing w:before="120" w:after="160"/>
+      </w:pPr>
+      <w:r>
+        <w:rPr>
+          <w:color w:val="000000"/>
+        </w:rPr>
+        <w:t>5. They plan to ___ a study club.</w:t>
+      </w:r>
+    </w:p>
+    <w:p>
+      <w:pPr>
+        <w:spacing w:before="120" w:after="160"/>
+      </w:pPr>
+      <w:r>
+        <w:rPr>
+          <w:color w:val="000000"/>
+        </w:rPr>
+        <w:t>6. We have ___ milk.</w:t>
+      </w:r>
+    </w:p>
+    <w:p>
+      <w:pPr>
+        <w:spacing w:before="120" w:after="160"/>
+      </w:pPr>
+      <w:r>
+        <w:rPr>
+          <w:color w:val="000000"/>
+        </w:rPr>
+        <w:t>7. Please ___ with your work.</w:t>
+      </w:r>
+    </w:p>
+    <w:p>
+      <w:pPr>
+        <w:spacing w:before="120" w:after="160"/>
+      </w:pPr>
+      <w:r>
+        <w:rPr>
+          <w:color w:val="000000"/>
+        </w:rPr>
+        <w:t>8. Do not ___ this useful paper.</w:t>
+      </w:r>
+    </w:p>
+    <w:p>
+      <w:pPr>
+        <w:spacing w:before="120" w:after="160"/>
+      </w:pPr>
+      <w:r>
+        <w:rPr>
+          <w:color w:val="000000"/>
+        </w:rPr>
+        <w:t>9. I ___ my classmates well.</w:t>
+      </w:r>
+    </w:p>
+    <w:p>
+      <w:pPr>
+        <w:spacing w:before="120" w:after="160"/>
+      </w:pPr>
+      <w:r>
+        <w:rPr>
+          <w:color w:val="000000"/>
+        </w:rPr>
+        <w:t>10. Can you ___ the solution?</w:t>
+      </w:r>
+    </w:p>
+    <w:p>
+      <w:pPr>
+        <w:spacing w:before="240" w:after="60"/>
+        <w:keepNext/>
+      </w:pPr>
+      <w:r>
+        <w:rPr>
+          <w:color w:val="000000"/>
           <w:b/>
         </w:rPr>
-        <w:t xml:space="preserve">PHẦN 6. ĐIỀN TIỂU TỪ / GIỚI TỪ (10 điểm)</w:t>
-      </w:r>
-    </w:p>
-    <w:p>
-      <w:r>
-        <w:t xml:space="preserve">1. give it ___ to me</w:t>
-      </w:r>
-    </w:p>
-    <w:p>
-      <w:r>
-        <w:t xml:space="preserve">2. get ___ an illness</w:t>
-      </w:r>
-    </w:p>
-    <w:p>
-      <w:r>
-        <w:t xml:space="preserve">3. call me ___ later</w:t>
-      </w:r>
-    </w:p>
-    <w:p>
-      <w:r>
-        <w:t xml:space="preserve">4. run ___ an old friend</w:t>
-      </w:r>
-    </w:p>
-    <w:p>
-      <w:r>
-        <w:t xml:space="preserve">5. take ___ your shoes</w:t>
-      </w:r>
-    </w:p>
-    <w:p>
-      <w:r>
-        <w:t xml:space="preserve">6. come up ___ an idea</w:t>
-      </w:r>
-    </w:p>
-    <w:p>
-      <w:r>
-        <w:t xml:space="preserve">7. catch up ___ the class</w:t>
-      </w:r>
-    </w:p>
-    <w:p>
-      <w:r>
-        <w:t xml:space="preserve">8. fall out ___ a friend</w:t>
-      </w:r>
-    </w:p>
-    <w:p>
-      <w:r>
-        <w:t xml:space="preserve">9. cut down ___ spending</w:t>
-      </w:r>
-    </w:p>
-    <w:p>
-      <w:r>
-        <w:t xml:space="preserve">10. run out ___ petrol</w:t>
-      </w:r>
-    </w:p>
-    <w:p>
-      <w:r>
-        <w:rPr>
+        <w:t>PHẦN 5. PHRASAL VERBS – PHẦN 2 (10 điểm)</w:t>
+      </w:r>
+    </w:p>
+    <w:p>
+      <w:pPr>
+        <w:spacing w:before="0" w:after="60"/>
+        <w:keepNext/>
+      </w:pPr>
+      <w:r>
+        <w:rPr>
+          <w:color w:val="000000"/>
+          <w:i/>
+        </w:rPr>
+        <w:t>Hướng dẫn: Điền cụm động từ phù hợp với ngữ cảnh và thì của câu.</w:t>
+      </w:r>
+    </w:p>
+    <w:p>
+      <w:pPr>
+        <w:spacing w:before="40" w:after="60"/>
+      </w:pPr>
+      <w:r>
+        <w:rPr>
+          <w:color w:val="000000"/>
+        </w:rPr>
+        <w:t>1. She ___ an important issue.</w:t>
+      </w:r>
+    </w:p>
+    <w:p>
+      <w:pPr>
+        <w:spacing w:before="120" w:after="160"/>
+      </w:pPr>
+      <w:r>
+        <w:rPr>
+          <w:color w:val="000000"/>
+        </w:rPr>
+        <w:t>2. We ___ before sunrise.</w:t>
+      </w:r>
+    </w:p>
+    <w:p>
+      <w:pPr>
+        <w:spacing w:before="120" w:after="160"/>
+      </w:pPr>
+      <w:r>
+        <w:rPr>
+          <w:color w:val="000000"/>
+        </w:rPr>
+        <w:t>3. Do not ___ your parents.</w:t>
+      </w:r>
+    </w:p>
+    <w:p>
+      <w:pPr>
+        <w:spacing w:before="120" w:after="160"/>
+      </w:pPr>
+      <w:r>
+        <w:rPr>
+          <w:color w:val="000000"/>
+        </w:rPr>
+        <w:t>4. I am trying to ___ sugar.</w:t>
+      </w:r>
+    </w:p>
+    <w:p>
+      <w:pPr>
+        <w:spacing w:before="120" w:after="160"/>
+      </w:pPr>
+      <w:r>
+        <w:rPr>
+          <w:color w:val="000000"/>
+        </w:rPr>
+        <w:t>5. A new manager will ___.</w:t>
+      </w:r>
+    </w:p>
+    <w:p>
+      <w:pPr>
+        <w:spacing w:before="120" w:after="160"/>
+      </w:pPr>
+      <w:r>
+        <w:rPr>
+          <w:color w:val="000000"/>
+        </w:rPr>
+        <w:t>6. Can you ___ this payment problem?</w:t>
+      </w:r>
+    </w:p>
+    <w:p>
+      <w:pPr>
+        <w:spacing w:before="120" w:after="160"/>
+      </w:pPr>
+      <w:r>
+        <w:rPr>
+          <w:color w:val="000000"/>
+        </w:rPr>
+        <w:t>7. The lawyer will ___ the contract.</w:t>
+      </w:r>
+    </w:p>
+    <w:p>
+      <w:pPr>
+        <w:spacing w:before="120" w:after="160"/>
+      </w:pPr>
+      <w:r>
+        <w:rPr>
+          <w:color w:val="000000"/>
+        </w:rPr>
+        <w:t>8. We arrived early to ___ at the airport.</w:t>
+      </w:r>
+    </w:p>
+    <w:p>
+      <w:pPr>
+        <w:spacing w:before="120" w:after="160"/>
+      </w:pPr>
+      <w:r>
+        <w:rPr>
+          <w:color w:val="000000"/>
+        </w:rPr>
+        <w:t>9. Her family came to ___ her at the station.</w:t>
+      </w:r>
+    </w:p>
+    <w:p>
+      <w:pPr>
+        <w:spacing w:before="120" w:after="160"/>
+      </w:pPr>
+      <w:r>
+        <w:rPr>
+          <w:color w:val="000000"/>
+        </w:rPr>
+        <w:t>10. These figures ___ our conclusion.</w:t>
+      </w:r>
+    </w:p>
+    <w:p>
+      <w:pPr>
+        <w:spacing w:before="240" w:after="60"/>
+        <w:keepNext/>
+      </w:pPr>
+      <w:r>
+        <w:rPr>
+          <w:color w:val="000000"/>
           <w:b/>
         </w:rPr>
-        <w:t xml:space="preserve">PHẦN 7. NGHĨA THEO NGỮ CẢNH (10 điểm)</w:t>
-      </w:r>
-    </w:p>
-    <w:p>
-      <w:r>
-        <w:t xml:space="preserve">1. They argued but made up later.</w:t>
-      </w:r>
-    </w:p>
-    <w:p>
-      <w:r>
-        <w:t xml:space="preserve">2. The car broke down.</w:t>
-      </w:r>
-    </w:p>
-    <w:p>
-      <w:r>
-        <w:t xml:space="preserve">3. Break the problem down into steps.</w:t>
-      </w:r>
-    </w:p>
-    <w:p>
-      <w:r>
-        <w:t xml:space="preserve">4. The company took on new staff.</w:t>
-      </w:r>
-    </w:p>
-    <w:p>
-      <w:r>
-        <w:t xml:space="preserve">5. Our team will take on the champions.</w:t>
-      </w:r>
-    </w:p>
-    <w:p>
-      <w:r>
-        <w:t xml:space="preserve">6. She picked up some Spanish abroad.</w:t>
-      </w:r>
-    </w:p>
-    <w:p>
-      <w:r>
-        <w:t xml:space="preserve">7. Please pick up the paper.</w:t>
-      </w:r>
-    </w:p>
-    <w:p>
-      <w:r>
-        <w:t xml:space="preserve">8. The meeting was put off.</w:t>
-      </w:r>
-    </w:p>
-    <w:p>
-      <w:r>
-        <w:t xml:space="preserve">9. He takes after his father.</w:t>
-      </w:r>
-    </w:p>
-    <w:p>
-      <w:r>
-        <w:t xml:space="preserve">10. The medicine wore off.</w:t>
-      </w:r>
-    </w:p>
-    <w:p>
-      <w:r>
-        <w:rPr>
+        <w:t>PHẦN 6. ĐIỀN TIỂU TỪ / GIỚI TỪ (10 điểm)</w:t>
+      </w:r>
+    </w:p>
+    <w:p>
+      <w:pPr>
+        <w:spacing w:before="0" w:after="60"/>
+        <w:keepNext/>
+      </w:pPr>
+      <w:r>
+        <w:rPr>
+          <w:color w:val="000000"/>
+          <w:i/>
+        </w:rPr>
+        <w:t>Hướng dẫn: Điền tiểu từ hoặc giới từ thích hợp để hoàn thành cụm động từ.</w:t>
+      </w:r>
+    </w:p>
+    <w:p>
+      <w:pPr>
+        <w:spacing w:before="40" w:after="60"/>
+      </w:pPr>
+      <w:r>
+        <w:rPr>
+          <w:color w:val="000000"/>
+        </w:rPr>
+        <w:t>1. give it ___ to me</w:t>
+      </w:r>
+    </w:p>
+    <w:p>
+      <w:pPr>
+        <w:spacing w:before="120" w:after="160"/>
+      </w:pPr>
+      <w:r>
+        <w:rPr>
+          <w:color w:val="000000"/>
+        </w:rPr>
+        <w:t>2. get ___ an illness</w:t>
+      </w:r>
+    </w:p>
+    <w:p>
+      <w:pPr>
+        <w:spacing w:before="120" w:after="160"/>
+      </w:pPr>
+      <w:r>
+        <w:rPr>
+          <w:color w:val="000000"/>
+        </w:rPr>
+        <w:t>3. call me ___ later</w:t>
+      </w:r>
+    </w:p>
+    <w:p>
+      <w:pPr>
+        <w:spacing w:before="120" w:after="160"/>
+      </w:pPr>
+      <w:r>
+        <w:rPr>
+          <w:color w:val="000000"/>
+        </w:rPr>
+        <w:t>4. run ___ an old friend</w:t>
+      </w:r>
+    </w:p>
+    <w:p>
+      <w:pPr>
+        <w:spacing w:before="120" w:after="160"/>
+      </w:pPr>
+      <w:r>
+        <w:rPr>
+          <w:color w:val="000000"/>
+        </w:rPr>
+        <w:t>5. take ___ your shoes</w:t>
+      </w:r>
+    </w:p>
+    <w:p>
+      <w:pPr>
+        <w:spacing w:before="120" w:after="160"/>
+      </w:pPr>
+      <w:r>
+        <w:rPr>
+          <w:color w:val="000000"/>
+        </w:rPr>
+        <w:t>6. come up ___ an idea</w:t>
+      </w:r>
+    </w:p>
+    <w:p>
+      <w:pPr>
+        <w:spacing w:before="120" w:after="160"/>
+      </w:pPr>
+      <w:r>
+        <w:rPr>
+          <w:color w:val="000000"/>
+        </w:rPr>
+        <w:t>7. catch up ___ the class</w:t>
+      </w:r>
+    </w:p>
+    <w:p>
+      <w:pPr>
+        <w:spacing w:before="120" w:after="160"/>
+      </w:pPr>
+      <w:r>
+        <w:rPr>
+          <w:color w:val="000000"/>
+        </w:rPr>
+        <w:t>8. fall out ___ a friend</w:t>
+      </w:r>
+    </w:p>
+    <w:p>
+      <w:pPr>
+        <w:spacing w:before="120" w:after="160"/>
+      </w:pPr>
+      <w:r>
+        <w:rPr>
+          <w:color w:val="000000"/>
+        </w:rPr>
+        <w:t>9. cut down ___ spending</w:t>
+      </w:r>
+    </w:p>
+    <w:p>
+      <w:pPr>
+        <w:spacing w:before="120" w:after="160"/>
+      </w:pPr>
+      <w:r>
+        <w:rPr>
+          <w:color w:val="000000"/>
+        </w:rPr>
+        <w:t>10. run out ___ petrol</w:t>
+      </w:r>
+    </w:p>
+    <w:p>
+      <w:pPr>
+        <w:spacing w:before="240" w:after="60"/>
+        <w:keepNext/>
+      </w:pPr>
+      <w:r>
+        <w:rPr>
+          <w:color w:val="000000"/>
           <w:b/>
         </w:rPr>
-        <w:t xml:space="preserve">PHẦN 8. SỬA LỖI SAI (10 điểm)</w:t>
-      </w:r>
-    </w:p>
-    <w:p>
-      <w:r>
-        <w:t xml:space="preserve">1. She suggested to take the bus.</w:t>
-      </w:r>
-    </w:p>
-    <w:p>
-      <w:r>
-        <w:t xml:space="preserve">2. You should to see a doctor.</w:t>
-      </w:r>
-    </w:p>
-    <w:p>
-      <w:r>
-        <w:t xml:space="preserve">3. He left without to say goodbye.</w:t>
-      </w:r>
-    </w:p>
-    <w:p>
-      <w:r>
-        <w:t xml:space="preserve">4. Please turn off it.</w:t>
-      </w:r>
-    </w:p>
-    <w:p>
-      <w:r>
-        <w:t xml:space="preserve">5. She looks her brother after.</w:t>
-      </w:r>
-    </w:p>
-    <w:p>
-      <w:r>
-        <w:t xml:space="preserve">6. We ran out from paper.</w:t>
-      </w:r>
-    </w:p>
-    <w:p>
-      <w:r>
-        <w:t xml:space="preserve">7. I cannot put up this noise with.</w:t>
-      </w:r>
-    </w:p>
-    <w:p>
-      <w:r>
-        <w:t xml:space="preserve">8. The police are looking the case into.</w:t>
-      </w:r>
-    </w:p>
-    <w:p>
-      <w:r>
-        <w:t xml:space="preserve">9. He gave smoking up it.</w:t>
-      </w:r>
-    </w:p>
-    <w:p>
-      <w:r>
-        <w:t xml:space="preserve">10. Please hand your homework in it.</w:t>
-      </w:r>
-    </w:p>
-    <w:p>
-      <w:r>
-        <w:rPr>
+        <w:t>PHẦN 7. NGHĨA THEO NGỮ CẢNH (10 điểm)</w:t>
+      </w:r>
+    </w:p>
+    <w:p>
+      <w:pPr>
+        <w:spacing w:before="0" w:after="60"/>
+        <w:keepNext/>
+      </w:pPr>
+      <w:r>
+        <w:rPr>
+          <w:color w:val="000000"/>
+          <w:i/>
+        </w:rPr>
+        <w:t>Hướng dẫn: Viết nghĩa phù hợp của cụm động từ trong từng câu.</w:t>
+      </w:r>
+    </w:p>
+    <w:p>
+      <w:pPr>
+        <w:spacing w:before="40" w:after="60"/>
+      </w:pPr>
+      <w:r>
+        <w:rPr>
+          <w:color w:val="000000"/>
+        </w:rPr>
+        <w:t>1. They argued but made up later.</w:t>
+      </w:r>
+    </w:p>
+    <w:p>
+      <w:pPr>
+        <w:spacing w:before="120" w:after="160"/>
+      </w:pPr>
+      <w:r>
+        <w:rPr>
+          <w:color w:val="000000"/>
+        </w:rPr>
+        <w:t>2. The car broke down.</w:t>
+      </w:r>
+    </w:p>
+    <w:p>
+      <w:pPr>
+        <w:spacing w:before="120" w:after="160"/>
+      </w:pPr>
+      <w:r>
+        <w:rPr>
+          <w:color w:val="000000"/>
+        </w:rPr>
+        <w:t>3. Break the problem down into steps.</w:t>
+      </w:r>
+    </w:p>
+    <w:p>
+      <w:pPr>
+        <w:spacing w:before="120" w:after="160"/>
+      </w:pPr>
+      <w:r>
+        <w:rPr>
+          <w:color w:val="000000"/>
+        </w:rPr>
+        <w:t>4. The company took on new staff.</w:t>
+      </w:r>
+    </w:p>
+    <w:p>
+      <w:pPr>
+        <w:spacing w:before="120" w:after="160"/>
+      </w:pPr>
+      <w:r>
+        <w:rPr>
+          <w:color w:val="000000"/>
+        </w:rPr>
+        <w:t>5. Our team will take on the champions.</w:t>
+      </w:r>
+    </w:p>
+    <w:p>
+      <w:pPr>
+        <w:spacing w:before="120" w:after="160"/>
+      </w:pPr>
+      <w:r>
+        <w:rPr>
+          <w:color w:val="000000"/>
+        </w:rPr>
+        <w:t>6. She picked up some Spanish abroad.</w:t>
+      </w:r>
+    </w:p>
+    <w:p>
+      <w:pPr>
+        <w:spacing w:before="120" w:after="160"/>
+      </w:pPr>
+      <w:r>
+        <w:rPr>
+          <w:color w:val="000000"/>
+        </w:rPr>
+        <w:t>7. Please pick up the paper.</w:t>
+      </w:r>
+    </w:p>
+    <w:p>
+      <w:pPr>
+        <w:spacing w:before="120" w:after="160"/>
+      </w:pPr>
+      <w:r>
+        <w:rPr>
+          <w:color w:val="000000"/>
+        </w:rPr>
+        <w:t>8. The meeting was put off.</w:t>
+      </w:r>
+    </w:p>
+    <w:p>
+      <w:pPr>
+        <w:spacing w:before="120" w:after="160"/>
+      </w:pPr>
+      <w:r>
+        <w:rPr>
+          <w:color w:val="000000"/>
+        </w:rPr>
+        <w:t>9. He takes after his father.</w:t>
+      </w:r>
+    </w:p>
+    <w:p>
+      <w:pPr>
+        <w:spacing w:before="120" w:after="160"/>
+      </w:pPr>
+      <w:r>
+        <w:rPr>
+          <w:color w:val="000000"/>
+        </w:rPr>
+        <w:t>10. The medicine wore off.</w:t>
+      </w:r>
+    </w:p>
+    <w:p>
+      <w:pPr>
+        <w:spacing w:before="240" w:after="60"/>
+        <w:keepNext/>
+      </w:pPr>
+      <w:r>
+        <w:rPr>
+          <w:color w:val="000000"/>
           <w:b/>
         </w:rPr>
-        <w:t xml:space="preserve">PHẦN 9. ĐỌC HIỂU (10 điểm)</w:t>
-      </w:r>
-    </w:p>
-    <w:p>
-      <w:r>
-        <w:t xml:space="preserve">Nam's class planned to carry out a recycling project. They set up collection boxes and asked students to stop throwing plastic away. Nam was responsible for looking after the boxes. When the team ran out of labels, he went to buy more. Some students fell behind with their tasks, but the leader encouraged them to carry on. In the end, the class managed to collect enough plastic to support a local recycling center.</w:t>
-      </w:r>
-    </w:p>
-    <w:p>
-      <w:r>
-        <w:t xml:space="preserve">1. What did the class plan to carry out? 2. What did they set up? 3. What was Nam responsible for? 4. Why did he buy labels? 5. What did the class manage to do?</w:t>
-      </w:r>
-    </w:p>
-    <w:p>
-      <w:r>
-        <w:rPr>
+        <w:t>PHẦN 8. SỬA LỖI SAI (10 điểm)</w:t>
+      </w:r>
+    </w:p>
+    <w:p>
+      <w:pPr>
+        <w:spacing w:before="0" w:after="60"/>
+        <w:keepNext/>
+      </w:pPr>
+      <w:r>
+        <w:rPr>
+          <w:color w:val="000000"/>
+          <w:i/>
+        </w:rPr>
+        <w:t>Hướng dẫn: Tìm lỗi sai và viết lại câu đúng hoàn chỉnh.</w:t>
+      </w:r>
+    </w:p>
+    <w:p>
+      <w:pPr>
+        <w:spacing w:before="40" w:after="60"/>
+      </w:pPr>
+      <w:r>
+        <w:rPr>
+          <w:color w:val="000000"/>
+        </w:rPr>
+        <w:t>1. She suggested to take the bus.</w:t>
+      </w:r>
+    </w:p>
+    <w:p>
+      <w:pPr>
+        <w:spacing w:before="120" w:after="160"/>
+      </w:pPr>
+      <w:r>
+        <w:rPr>
+          <w:color w:val="000000"/>
+        </w:rPr>
+        <w:t>2. You should to see a doctor.</w:t>
+      </w:r>
+    </w:p>
+    <w:p>
+      <w:pPr>
+        <w:spacing w:before="120" w:after="160"/>
+      </w:pPr>
+      <w:r>
+        <w:rPr>
+          <w:color w:val="000000"/>
+        </w:rPr>
+        <w:t>3. He left without to say goodbye.</w:t>
+      </w:r>
+    </w:p>
+    <w:p>
+      <w:pPr>
+        <w:spacing w:before="120" w:after="160"/>
+      </w:pPr>
+      <w:r>
+        <w:rPr>
+          <w:color w:val="000000"/>
+        </w:rPr>
+        <w:t>4. Please turn off it.</w:t>
+      </w:r>
+    </w:p>
+    <w:p>
+      <w:pPr>
+        <w:spacing w:before="120" w:after="160"/>
+      </w:pPr>
+      <w:r>
+        <w:rPr>
+          <w:color w:val="000000"/>
+        </w:rPr>
+        <w:t>5. She looks her brother after.</w:t>
+      </w:r>
+    </w:p>
+    <w:p>
+      <w:pPr>
+        <w:spacing w:before="120" w:after="160"/>
+      </w:pPr>
+      <w:r>
+        <w:rPr>
+          <w:color w:val="000000"/>
+        </w:rPr>
+        <w:t>6. We ran out from paper.</w:t>
+      </w:r>
+    </w:p>
+    <w:p>
+      <w:pPr>
+        <w:spacing w:before="120" w:after="160"/>
+      </w:pPr>
+      <w:r>
+        <w:rPr>
+          <w:color w:val="000000"/>
+        </w:rPr>
+        <w:t>7. I cannot put up this noise with.</w:t>
+      </w:r>
+    </w:p>
+    <w:p>
+      <w:pPr>
+        <w:spacing w:before="120" w:after="160"/>
+      </w:pPr>
+      <w:r>
+        <w:rPr>
+          <w:color w:val="000000"/>
+        </w:rPr>
+        <w:t>8. The police are looking the case into.</w:t>
+      </w:r>
+    </w:p>
+    <w:p>
+      <w:pPr>
+        <w:spacing w:before="120" w:after="160"/>
+      </w:pPr>
+      <w:r>
+        <w:rPr>
+          <w:color w:val="000000"/>
+        </w:rPr>
+        <w:t>9. He gave smoking up it.</w:t>
+      </w:r>
+    </w:p>
+    <w:p>
+      <w:pPr>
+        <w:spacing w:before="120" w:after="160"/>
+      </w:pPr>
+      <w:r>
+        <w:rPr>
+          <w:color w:val="000000"/>
+        </w:rPr>
+        <w:t>10. Please hand your homework in it.</w:t>
+      </w:r>
+    </w:p>
+    <w:p>
+      <w:pPr>
+        <w:spacing w:before="240" w:after="60"/>
+        <w:keepNext/>
+      </w:pPr>
+      <w:r>
+        <w:rPr>
+          <w:color w:val="000000"/>
           <w:b/>
         </w:rPr>
-        <w:t xml:space="preserve">PHẦN 10. VIẾT (10 điểm)</w:t>
-      </w:r>
-    </w:p>
-    <w:p>
-      <w:r>
-        <w:t xml:space="preserve">Viết 90–110 từ mô tả một dự án nhóm. Dùng gerund/infinitive và các phrasal verbs thuộc bài 69–70.</w:t>
-      </w:r>
-    </w:p>
-    <w:p>
-      <w:r>
-        <w:rPr>
+        <w:t>PHẦN 9. ĐỌC HIỂU (10 điểm)</w:t>
+      </w:r>
+    </w:p>
+    <w:p>
+      <w:pPr>
+        <w:spacing w:before="0" w:after="60"/>
+        <w:keepNext/>
+      </w:pPr>
+      <w:r>
+        <w:rPr>
+          <w:color w:val="000000"/>
+          <w:i/>
+        </w:rPr>
+        <w:t>Hướng dẫn: Đọc đoạn văn và trả lời từng câu hỏi bằng thông tin trong bài.</w:t>
+      </w:r>
+    </w:p>
+    <w:p>
+      <w:pPr>
+        <w:spacing w:before="0" w:after="120"/>
+      </w:pPr>
+      <w:r>
+        <w:rPr>
+          <w:color w:val="000000"/>
+        </w:rPr>
+        <w:t>Nam's class planned to carry out a recycling project. They set up collection boxes and asked students to stop throwing plastic away.</w:t>
+      </w:r>
+    </w:p>
+    <w:p>
+      <w:pPr>
+        <w:spacing w:before="0" w:after="120"/>
+      </w:pPr>
+      <w:r>
+        <w:rPr>
+          <w:color w:val="000000"/>
+        </w:rPr>
+        <w:t>Nam was responsible for looking after the boxes. When the team ran out of labels, he went to buy more.</w:t>
+      </w:r>
+    </w:p>
+    <w:p>
+      <w:pPr>
+        <w:spacing w:before="0" w:after="120"/>
+      </w:pPr>
+      <w:r>
+        <w:rPr>
+          <w:color w:val="000000"/>
+        </w:rPr>
+        <w:t>Some students fell behind with their tasks, but the leader encouraged them to carry on. In the end, the class managed to collect enough plastic to support a local recycling center.</w:t>
+      </w:r>
+    </w:p>
+    <w:p>
+      <w:pPr>
+        <w:spacing w:before="120" w:after="160"/>
+      </w:pPr>
+      <w:r>
+        <w:rPr>
+          <w:color w:val="000000"/>
+        </w:rPr>
+        <w:t>1. What did the class plan to carry out?</w:t>
+      </w:r>
+    </w:p>
+    <w:p>
+      <w:pPr>
+        <w:spacing w:before="120" w:after="160"/>
+      </w:pPr>
+      <w:r>
+        <w:rPr>
+          <w:color w:val="000000"/>
+        </w:rPr>
+        <w:t>2. What did they set up?</w:t>
+      </w:r>
+    </w:p>
+    <w:p>
+      <w:pPr>
+        <w:spacing w:before="120" w:after="160"/>
+      </w:pPr>
+      <w:r>
+        <w:rPr>
+          <w:color w:val="000000"/>
+        </w:rPr>
+        <w:t>3. What was Nam responsible for?</w:t>
+      </w:r>
+    </w:p>
+    <w:p>
+      <w:pPr>
+        <w:spacing w:before="120" w:after="160"/>
+      </w:pPr>
+      <w:r>
+        <w:rPr>
+          <w:color w:val="000000"/>
+        </w:rPr>
+        <w:t>4. Why did he buy labels?</w:t>
+      </w:r>
+    </w:p>
+    <w:p>
+      <w:pPr>
+        <w:spacing w:before="120" w:after="160"/>
+      </w:pPr>
+      <w:r>
+        <w:rPr>
+          <w:color w:val="000000"/>
+        </w:rPr>
+        <w:t>5. What did the class manage to do?</w:t>
+      </w:r>
+    </w:p>
+    <w:p>
+      <w:pPr>
+        <w:spacing w:before="240" w:after="60"/>
+        <w:keepNext/>
+      </w:pPr>
+      <w:r>
+        <w:rPr>
+          <w:color w:val="000000"/>
           <w:b/>
         </w:rPr>
-        <w:t xml:space="preserve">ĐÁP ÁN – ĐỀ 2</w:t>
-      </w:r>
-    </w:p>
-    <w:p>
-      <w:r>
-        <w:rPr>
+        <w:t>PHẦN 10. VIẾT (10 điểm)</w:t>
+      </w:r>
+    </w:p>
+    <w:p>
+      <w:pPr>
+        <w:spacing w:before="0" w:after="60"/>
+        <w:keepNext/>
+      </w:pPr>
+      <w:r>
+        <w:rPr>
+          <w:color w:val="000000"/>
+          <w:i/>
+        </w:rPr>
+        <w:t>Hướng dẫn: Viết đúng độ dài và sử dụng đủ cấu trúc động từ cùng cụm động từ được yêu cầu.</w:t>
+      </w:r>
+    </w:p>
+    <w:p>
+      <w:pPr>
+        <w:spacing w:before="40" w:after="60"/>
+      </w:pPr>
+      <w:r>
+        <w:rPr>
+          <w:color w:val="000000"/>
+        </w:rPr>
+        <w:t>Viết 90–110 từ mô tả một dự án nhóm. Dùng gerund/infinitive và các phrasal verbs thuộc bài 69–70.</w:t>
+      </w:r>
+    </w:p>
+    <w:p>
+      <w:pPr>
+        <w:spacing w:before="0" w:after="280"/>
+        <w:keepNext/>
+        <w:jc w:val="center"/>
+      </w:pPr>
+      <w:r>
+        <w:rPr>
+          <w:color w:val="000000"/>
           <w:b/>
         </w:rPr>
-        <w:t xml:space="preserve">PHẦN 1: 1. to call; 2. taking; 3. to learn; 4. asking; 5. to solve; 6. opening; 7. to meet; 8. to answer; 9. breaking; 10. to buy</w:t>
-      </w:r>
-    </w:p>
-    <w:p>
-      <w:r>
-        <w:rPr>
+        <w:br w:type="page"/>
+        <w:t>ĐÁP ÁN</w:t>
+      </w:r>
+    </w:p>
+    <w:p>
+      <w:pPr>
+        <w:spacing w:before="240" w:after="60"/>
+        <w:keepNext/>
+      </w:pPr>
+      <w:r>
+        <w:rPr>
+          <w:color w:val="000000"/>
           <w:b/>
         </w:rPr>
-        <w:t xml:space="preserve">PHẦN 2: 1. choose; 2. laugh; 3. to bring; 4. rest; 5. to apply; 6. leave; 7. to wait; 8. stay; 9. carry / to carry; 10. being</w:t>
-      </w:r>
-    </w:p>
-    <w:p>
-      <w:r>
-        <w:rPr>
+        <w:t>PHẦN 1</w:t>
+      </w:r>
+    </w:p>
+    <w:p>
+      <w:pPr>
+        <w:spacing w:before="60" w:after="120"/>
+      </w:pPr>
+      <w:r>
+        <w:rPr>
+          <w:color w:val="000000"/>
+        </w:rPr>
+        <w:t>Câu 1: to call</w:t>
+      </w:r>
+    </w:p>
+    <w:p>
+      <w:pPr>
+        <w:spacing w:before="60" w:after="120"/>
+      </w:pPr>
+      <w:r>
+        <w:rPr>
+          <w:color w:val="000000"/>
+        </w:rPr>
+        <w:t>Câu 2: taking</w:t>
+      </w:r>
+    </w:p>
+    <w:p>
+      <w:pPr>
+        <w:spacing w:before="60" w:after="120"/>
+      </w:pPr>
+      <w:r>
+        <w:rPr>
+          <w:color w:val="000000"/>
+        </w:rPr>
+        <w:t>Câu 3: to learn</w:t>
+      </w:r>
+    </w:p>
+    <w:p>
+      <w:pPr>
+        <w:spacing w:before="60" w:after="120"/>
+      </w:pPr>
+      <w:r>
+        <w:rPr>
+          <w:color w:val="000000"/>
+        </w:rPr>
+        <w:t>Câu 4: asking</w:t>
+      </w:r>
+    </w:p>
+    <w:p>
+      <w:pPr>
+        <w:spacing w:before="60" w:after="120"/>
+      </w:pPr>
+      <w:r>
+        <w:rPr>
+          <w:color w:val="000000"/>
+        </w:rPr>
+        <w:t>Câu 5: to solve</w:t>
+      </w:r>
+    </w:p>
+    <w:p>
+      <w:pPr>
+        <w:spacing w:before="60" w:after="120"/>
+      </w:pPr>
+      <w:r>
+        <w:rPr>
+          <w:color w:val="000000"/>
+        </w:rPr>
+        <w:t>Câu 6: opening</w:t>
+      </w:r>
+    </w:p>
+    <w:p>
+      <w:pPr>
+        <w:spacing w:before="60" w:after="120"/>
+      </w:pPr>
+      <w:r>
+        <w:rPr>
+          <w:color w:val="000000"/>
+        </w:rPr>
+        <w:t>Câu 7: to meet</w:t>
+      </w:r>
+    </w:p>
+    <w:p>
+      <w:pPr>
+        <w:spacing w:before="60" w:after="120"/>
+      </w:pPr>
+      <w:r>
+        <w:rPr>
+          <w:color w:val="000000"/>
+        </w:rPr>
+        <w:t>Câu 8: to answer</w:t>
+      </w:r>
+    </w:p>
+    <w:p>
+      <w:pPr>
+        <w:spacing w:before="60" w:after="120"/>
+      </w:pPr>
+      <w:r>
+        <w:rPr>
+          <w:color w:val="000000"/>
+        </w:rPr>
+        <w:t>Câu 9: breaking</w:t>
+      </w:r>
+    </w:p>
+    <w:p>
+      <w:pPr>
+        <w:spacing w:before="60" w:after="120"/>
+      </w:pPr>
+      <w:r>
+        <w:rPr>
+          <w:color w:val="000000"/>
+        </w:rPr>
+        <w:t>Câu 10: to buy</w:t>
+      </w:r>
+    </w:p>
+    <w:p>
+      <w:pPr>
+        <w:spacing w:before="240" w:after="60"/>
+        <w:keepNext/>
+      </w:pPr>
+      <w:r>
+        <w:rPr>
+          <w:color w:val="000000"/>
           <w:b/>
         </w:rPr>
-        <w:t xml:space="preserve">PHẦN 3: 1. to lift; 2. saying; 3. to inform; 4. to explain; 5. working; 6. to send; 7. seeing; 8. to work; 9. cleaning / to be cleaned; 10. talking</w:t>
-      </w:r>
-    </w:p>
-    <w:p>
-      <w:r>
-        <w:rPr>
+        <w:t>PHẦN 2</w:t>
+      </w:r>
+    </w:p>
+    <w:p>
+      <w:pPr>
+        <w:spacing w:before="60" w:after="120"/>
+      </w:pPr>
+      <w:r>
+        <w:rPr>
+          <w:color w:val="000000"/>
+        </w:rPr>
+        <w:t>Câu 1: choose</w:t>
+      </w:r>
+    </w:p>
+    <w:p>
+      <w:pPr>
+        <w:spacing w:before="60" w:after="120"/>
+      </w:pPr>
+      <w:r>
+        <w:rPr>
+          <w:color w:val="000000"/>
+        </w:rPr>
+        <w:t>Câu 2: laugh</w:t>
+      </w:r>
+    </w:p>
+    <w:p>
+      <w:pPr>
+        <w:spacing w:before="60" w:after="120"/>
+      </w:pPr>
+      <w:r>
+        <w:rPr>
+          <w:color w:val="000000"/>
+        </w:rPr>
+        <w:t>Câu 3: to bring</w:t>
+      </w:r>
+    </w:p>
+    <w:p>
+      <w:pPr>
+        <w:spacing w:before="60" w:after="120"/>
+      </w:pPr>
+      <w:r>
+        <w:rPr>
+          <w:color w:val="000000"/>
+        </w:rPr>
+        <w:t>Câu 4: rest</w:t>
+      </w:r>
+    </w:p>
+    <w:p>
+      <w:pPr>
+        <w:spacing w:before="60" w:after="120"/>
+      </w:pPr>
+      <w:r>
+        <w:rPr>
+          <w:color w:val="000000"/>
+        </w:rPr>
+        <w:t>Câu 5: to apply</w:t>
+      </w:r>
+    </w:p>
+    <w:p>
+      <w:pPr>
+        <w:spacing w:before="60" w:after="120"/>
+      </w:pPr>
+      <w:r>
+        <w:rPr>
+          <w:color w:val="000000"/>
+        </w:rPr>
+        <w:t>Câu 6: leave</w:t>
+      </w:r>
+    </w:p>
+    <w:p>
+      <w:pPr>
+        <w:spacing w:before="60" w:after="120"/>
+      </w:pPr>
+      <w:r>
+        <w:rPr>
+          <w:color w:val="000000"/>
+        </w:rPr>
+        <w:t>Câu 7: to wait</w:t>
+      </w:r>
+    </w:p>
+    <w:p>
+      <w:pPr>
+        <w:spacing w:before="60" w:after="120"/>
+      </w:pPr>
+      <w:r>
+        <w:rPr>
+          <w:color w:val="000000"/>
+        </w:rPr>
+        <w:t>Câu 8: stay</w:t>
+      </w:r>
+    </w:p>
+    <w:p>
+      <w:pPr>
+        <w:spacing w:before="60" w:after="120"/>
+      </w:pPr>
+      <w:r>
+        <w:rPr>
+          <w:color w:val="000000"/>
+        </w:rPr>
+        <w:t>Câu 9: carry / to carry</w:t>
+      </w:r>
+    </w:p>
+    <w:p>
+      <w:pPr>
+        <w:spacing w:before="60" w:after="120"/>
+      </w:pPr>
+      <w:r>
+        <w:rPr>
+          <w:color w:val="000000"/>
+        </w:rPr>
+        <w:t>Câu 10: being</w:t>
+      </w:r>
+    </w:p>
+    <w:p>
+      <w:pPr>
+        <w:spacing w:before="240" w:after="60"/>
+        <w:keepNext/>
+      </w:pPr>
+      <w:r>
+        <w:rPr>
+          <w:color w:val="000000"/>
           <w:b/>
         </w:rPr>
-        <w:t xml:space="preserve">PHẦN 4: 1. find out; 2. pick up; 3. called off; 4. go over; 5. set up; 6. run out of; 7. carry on; 8. throw away; 9. get along with; 10. work out</w:t>
-      </w:r>
-    </w:p>
-    <w:p>
-      <w:r>
-        <w:rPr>
+        <w:t>PHẦN 3</w:t>
+      </w:r>
+    </w:p>
+    <w:p>
+      <w:pPr>
+        <w:spacing w:before="60" w:after="120"/>
+      </w:pPr>
+      <w:r>
+        <w:rPr>
+          <w:color w:val="000000"/>
+        </w:rPr>
+        <w:t>Câu 1: to lift</w:t>
+      </w:r>
+    </w:p>
+    <w:p>
+      <w:pPr>
+        <w:spacing w:before="60" w:after="120"/>
+      </w:pPr>
+      <w:r>
+        <w:rPr>
+          <w:color w:val="000000"/>
+        </w:rPr>
+        <w:t>Câu 2: saying</w:t>
+      </w:r>
+    </w:p>
+    <w:p>
+      <w:pPr>
+        <w:spacing w:before="60" w:after="120"/>
+      </w:pPr>
+      <w:r>
+        <w:rPr>
+          <w:color w:val="000000"/>
+        </w:rPr>
+        <w:t>Câu 3: to inform</w:t>
+      </w:r>
+    </w:p>
+    <w:p>
+      <w:pPr>
+        <w:spacing w:before="60" w:after="120"/>
+      </w:pPr>
+      <w:r>
+        <w:rPr>
+          <w:color w:val="000000"/>
+        </w:rPr>
+        <w:t>Câu 4: to explain</w:t>
+      </w:r>
+    </w:p>
+    <w:p>
+      <w:pPr>
+        <w:spacing w:before="60" w:after="120"/>
+      </w:pPr>
+      <w:r>
+        <w:rPr>
+          <w:color w:val="000000"/>
+        </w:rPr>
+        <w:t>Câu 5: working</w:t>
+      </w:r>
+    </w:p>
+    <w:p>
+      <w:pPr>
+        <w:spacing w:before="60" w:after="120"/>
+      </w:pPr>
+      <w:r>
+        <w:rPr>
+          <w:color w:val="000000"/>
+        </w:rPr>
+        <w:t>Câu 6: to send</w:t>
+      </w:r>
+    </w:p>
+    <w:p>
+      <w:pPr>
+        <w:spacing w:before="60" w:after="120"/>
+      </w:pPr>
+      <w:r>
+        <w:rPr>
+          <w:color w:val="000000"/>
+        </w:rPr>
+        <w:t>Câu 7: seeing</w:t>
+      </w:r>
+    </w:p>
+    <w:p>
+      <w:pPr>
+        <w:spacing w:before="60" w:after="120"/>
+      </w:pPr>
+      <w:r>
+        <w:rPr>
+          <w:color w:val="000000"/>
+        </w:rPr>
+        <w:t>Câu 8: to work</w:t>
+      </w:r>
+    </w:p>
+    <w:p>
+      <w:pPr>
+        <w:spacing w:before="60" w:after="120"/>
+      </w:pPr>
+      <w:r>
+        <w:rPr>
+          <w:color w:val="000000"/>
+        </w:rPr>
+        <w:t>Câu 9: cleaning / to be cleaned</w:t>
+      </w:r>
+    </w:p>
+    <w:p>
+      <w:pPr>
+        <w:spacing w:before="60" w:after="120"/>
+      </w:pPr>
+      <w:r>
+        <w:rPr>
+          <w:color w:val="000000"/>
+        </w:rPr>
+        <w:t>Câu 10: talking</w:t>
+      </w:r>
+    </w:p>
+    <w:p>
+      <w:pPr>
+        <w:spacing w:before="240" w:after="60"/>
+        <w:keepNext/>
+      </w:pPr>
+      <w:r>
+        <w:rPr>
+          <w:color w:val="000000"/>
           <w:b/>
         </w:rPr>
-        <w:t xml:space="preserve">PHẦN 5: 1. brought up; 2. set off; 3. let down; 4. cut down on; 5. take over; 6. sort out; 7. draw up; 8. check in; 9. see off; 10. back up</w:t>
-      </w:r>
-    </w:p>
-    <w:p>
-      <w:r>
-        <w:rPr>
+        <w:t>PHẦN 4</w:t>
+      </w:r>
+    </w:p>
+    <w:p>
+      <w:pPr>
+        <w:spacing w:before="60" w:after="120"/>
+      </w:pPr>
+      <w:r>
+        <w:rPr>
+          <w:color w:val="000000"/>
+        </w:rPr>
+        <w:t>Câu 1: find out</w:t>
+      </w:r>
+    </w:p>
+    <w:p>
+      <w:pPr>
+        <w:spacing w:before="60" w:after="120"/>
+      </w:pPr>
+      <w:r>
+        <w:rPr>
+          <w:color w:val="000000"/>
+        </w:rPr>
+        <w:t>Câu 2: pick up</w:t>
+      </w:r>
+    </w:p>
+    <w:p>
+      <w:pPr>
+        <w:spacing w:before="60" w:after="120"/>
+      </w:pPr>
+      <w:r>
+        <w:rPr>
+          <w:color w:val="000000"/>
+        </w:rPr>
+        <w:t>Câu 3: called off</w:t>
+      </w:r>
+    </w:p>
+    <w:p>
+      <w:pPr>
+        <w:spacing w:before="60" w:after="120"/>
+      </w:pPr>
+      <w:r>
+        <w:rPr>
+          <w:color w:val="000000"/>
+        </w:rPr>
+        <w:t>Câu 4: go over</w:t>
+      </w:r>
+    </w:p>
+    <w:p>
+      <w:pPr>
+        <w:spacing w:before="60" w:after="120"/>
+      </w:pPr>
+      <w:r>
+        <w:rPr>
+          <w:color w:val="000000"/>
+        </w:rPr>
+        <w:t>Câu 5: set up</w:t>
+      </w:r>
+    </w:p>
+    <w:p>
+      <w:pPr>
+        <w:spacing w:before="60" w:after="120"/>
+      </w:pPr>
+      <w:r>
+        <w:rPr>
+          <w:color w:val="000000"/>
+        </w:rPr>
+        <w:t>Câu 6: run out of</w:t>
+      </w:r>
+    </w:p>
+    <w:p>
+      <w:pPr>
+        <w:spacing w:before="60" w:after="120"/>
+      </w:pPr>
+      <w:r>
+        <w:rPr>
+          <w:color w:val="000000"/>
+        </w:rPr>
+        <w:t>Câu 7: carry on</w:t>
+      </w:r>
+    </w:p>
+    <w:p>
+      <w:pPr>
+        <w:spacing w:before="60" w:after="120"/>
+      </w:pPr>
+      <w:r>
+        <w:rPr>
+          <w:color w:val="000000"/>
+        </w:rPr>
+        <w:t>Câu 8: throw away</w:t>
+      </w:r>
+    </w:p>
+    <w:p>
+      <w:pPr>
+        <w:spacing w:before="60" w:after="120"/>
+      </w:pPr>
+      <w:r>
+        <w:rPr>
+          <w:color w:val="000000"/>
+        </w:rPr>
+        <w:t>Câu 9: get along with</w:t>
+      </w:r>
+    </w:p>
+    <w:p>
+      <w:pPr>
+        <w:spacing w:before="60" w:after="120"/>
+      </w:pPr>
+      <w:r>
+        <w:rPr>
+          <w:color w:val="000000"/>
+        </w:rPr>
+        <w:t>Câu 10: work out</w:t>
+      </w:r>
+    </w:p>
+    <w:p>
+      <w:pPr>
+        <w:spacing w:before="240" w:after="60"/>
+        <w:keepNext/>
+      </w:pPr>
+      <w:r>
+        <w:rPr>
+          <w:color w:val="000000"/>
           <w:b/>
         </w:rPr>
-        <w:t xml:space="preserve">PHẦN 6: 1. back; 2. over; 3. back; 4. into; 5. off; 6. with; 7. with; 8. with; 9. on; 10. of</w:t>
-      </w:r>
-    </w:p>
-    <w:p>
-      <w:r>
-        <w:rPr>
+        <w:t>PHẦN 5</w:t>
+      </w:r>
+    </w:p>
+    <w:p>
+      <w:pPr>
+        <w:spacing w:before="60" w:after="120"/>
+      </w:pPr>
+      <w:r>
+        <w:rPr>
+          <w:color w:val="000000"/>
+        </w:rPr>
+        <w:t>Câu 1: brought up</w:t>
+      </w:r>
+    </w:p>
+    <w:p>
+      <w:pPr>
+        <w:spacing w:before="60" w:after="120"/>
+      </w:pPr>
+      <w:r>
+        <w:rPr>
+          <w:color w:val="000000"/>
+        </w:rPr>
+        <w:t>Câu 2: set off</w:t>
+      </w:r>
+    </w:p>
+    <w:p>
+      <w:pPr>
+        <w:spacing w:before="60" w:after="120"/>
+      </w:pPr>
+      <w:r>
+        <w:rPr>
+          <w:color w:val="000000"/>
+        </w:rPr>
+        <w:t>Câu 3: let down</w:t>
+      </w:r>
+    </w:p>
+    <w:p>
+      <w:pPr>
+        <w:spacing w:before="60" w:after="120"/>
+      </w:pPr>
+      <w:r>
+        <w:rPr>
+          <w:color w:val="000000"/>
+        </w:rPr>
+        <w:t>Câu 4: cut down on</w:t>
+      </w:r>
+    </w:p>
+    <w:p>
+      <w:pPr>
+        <w:spacing w:before="60" w:after="120"/>
+      </w:pPr>
+      <w:r>
+        <w:rPr>
+          <w:color w:val="000000"/>
+        </w:rPr>
+        <w:t>Câu 5: take over</w:t>
+      </w:r>
+    </w:p>
+    <w:p>
+      <w:pPr>
+        <w:spacing w:before="60" w:after="120"/>
+      </w:pPr>
+      <w:r>
+        <w:rPr>
+          <w:color w:val="000000"/>
+        </w:rPr>
+        <w:t>Câu 6: sort out</w:t>
+      </w:r>
+    </w:p>
+    <w:p>
+      <w:pPr>
+        <w:spacing w:before="60" w:after="120"/>
+      </w:pPr>
+      <w:r>
+        <w:rPr>
+          <w:color w:val="000000"/>
+        </w:rPr>
+        <w:t>Câu 7: draw up</w:t>
+      </w:r>
+    </w:p>
+    <w:p>
+      <w:pPr>
+        <w:spacing w:before="60" w:after="120"/>
+      </w:pPr>
+      <w:r>
+        <w:rPr>
+          <w:color w:val="000000"/>
+        </w:rPr>
+        <w:t>Câu 8: check in</w:t>
+      </w:r>
+    </w:p>
+    <w:p>
+      <w:pPr>
+        <w:spacing w:before="60" w:after="120"/>
+      </w:pPr>
+      <w:r>
+        <w:rPr>
+          <w:color w:val="000000"/>
+        </w:rPr>
+        <w:t>Câu 9: see off</w:t>
+      </w:r>
+    </w:p>
+    <w:p>
+      <w:pPr>
+        <w:spacing w:before="60" w:after="120"/>
+      </w:pPr>
+      <w:r>
+        <w:rPr>
+          <w:color w:val="000000"/>
+        </w:rPr>
+        <w:t>Câu 10: back up</w:t>
+      </w:r>
+    </w:p>
+    <w:p>
+      <w:pPr>
+        <w:spacing w:before="240" w:after="60"/>
+        <w:keepNext/>
+      </w:pPr>
+      <w:r>
+        <w:rPr>
+          <w:color w:val="000000"/>
           <w:b/>
         </w:rPr>
-        <w:t xml:space="preserve">PHẦN 7: 1. became friends again; 2. stopped working; 3. divide for analysis; 4. employed; 5. compete against; 6. learned informally; 7. lifted; 8. postponed; 9. resembles; 10. stopped having an effect</w:t>
-      </w:r>
-    </w:p>
-    <w:p>
-      <w:r>
-        <w:rPr>
+        <w:t>PHẦN 6</w:t>
+      </w:r>
+    </w:p>
+    <w:p>
+      <w:pPr>
+        <w:spacing w:before="60" w:after="120"/>
+      </w:pPr>
+      <w:r>
+        <w:rPr>
+          <w:color w:val="000000"/>
+        </w:rPr>
+        <w:t>Câu 1: back</w:t>
+      </w:r>
+    </w:p>
+    <w:p>
+      <w:pPr>
+        <w:spacing w:before="60" w:after="120"/>
+      </w:pPr>
+      <w:r>
+        <w:rPr>
+          <w:color w:val="000000"/>
+        </w:rPr>
+        <w:t>Câu 2: over</w:t>
+      </w:r>
+    </w:p>
+    <w:p>
+      <w:pPr>
+        <w:spacing w:before="60" w:after="120"/>
+      </w:pPr>
+      <w:r>
+        <w:rPr>
+          <w:color w:val="000000"/>
+        </w:rPr>
+        <w:t>Câu 3: back</w:t>
+      </w:r>
+    </w:p>
+    <w:p>
+      <w:pPr>
+        <w:spacing w:before="60" w:after="120"/>
+      </w:pPr>
+      <w:r>
+        <w:rPr>
+          <w:color w:val="000000"/>
+        </w:rPr>
+        <w:t>Câu 4: into</w:t>
+      </w:r>
+    </w:p>
+    <w:p>
+      <w:pPr>
+        <w:spacing w:before="60" w:after="120"/>
+      </w:pPr>
+      <w:r>
+        <w:rPr>
+          <w:color w:val="000000"/>
+        </w:rPr>
+        <w:t>Câu 5: off</w:t>
+      </w:r>
+    </w:p>
+    <w:p>
+      <w:pPr>
+        <w:spacing w:before="60" w:after="120"/>
+      </w:pPr>
+      <w:r>
+        <w:rPr>
+          <w:color w:val="000000"/>
+        </w:rPr>
+        <w:t>Câu 6: with</w:t>
+      </w:r>
+    </w:p>
+    <w:p>
+      <w:pPr>
+        <w:spacing w:before="60" w:after="120"/>
+      </w:pPr>
+      <w:r>
+        <w:rPr>
+          <w:color w:val="000000"/>
+        </w:rPr>
+        <w:t>Câu 7: with</w:t>
+      </w:r>
+    </w:p>
+    <w:p>
+      <w:pPr>
+        <w:spacing w:before="60" w:after="120"/>
+      </w:pPr>
+      <w:r>
+        <w:rPr>
+          <w:color w:val="000000"/>
+        </w:rPr>
+        <w:t>Câu 8: with</w:t>
+      </w:r>
+    </w:p>
+    <w:p>
+      <w:pPr>
+        <w:spacing w:before="60" w:after="120"/>
+      </w:pPr>
+      <w:r>
+        <w:rPr>
+          <w:color w:val="000000"/>
+        </w:rPr>
+        <w:t>Câu 9: on</w:t>
+      </w:r>
+    </w:p>
+    <w:p>
+      <w:pPr>
+        <w:spacing w:before="60" w:after="120"/>
+      </w:pPr>
+      <w:r>
+        <w:rPr>
+          <w:color w:val="000000"/>
+        </w:rPr>
+        <w:t>Câu 10: of</w:t>
+      </w:r>
+    </w:p>
+    <w:p>
+      <w:pPr>
+        <w:spacing w:before="240" w:after="60"/>
+        <w:keepNext/>
+      </w:pPr>
+      <w:r>
+        <w:rPr>
+          <w:color w:val="000000"/>
           <w:b/>
         </w:rPr>
-        <w:t xml:space="preserve">PHẦN 8: 1. She suggested taking the bus.; 2. You should see a doctor.; 3. He left without saying goodbye.; 4. Please turn it off.; 5. She looks after her brother.; 6. We ran out of paper.; 7. I cannot put up with this noise.; 8. The police are looking into the case.; 9. He gave it up. / He gave up smoking.; 10. Please hand it in. / Hand in your homework.</w:t>
-      </w:r>
-    </w:p>
-    <w:p>
-      <w:r>
-        <w:rPr>
+        <w:t>PHẦN 7</w:t>
+      </w:r>
+    </w:p>
+    <w:p>
+      <w:pPr>
+        <w:spacing w:before="60" w:after="120"/>
+      </w:pPr>
+      <w:r>
+        <w:rPr>
+          <w:color w:val="000000"/>
+        </w:rPr>
+        <w:t>Câu 1: became friends again</w:t>
+      </w:r>
+    </w:p>
+    <w:p>
+      <w:pPr>
+        <w:spacing w:before="60" w:after="120"/>
+      </w:pPr>
+      <w:r>
+        <w:rPr>
+          <w:color w:val="000000"/>
+        </w:rPr>
+        <w:t>Câu 2: stopped working</w:t>
+      </w:r>
+    </w:p>
+    <w:p>
+      <w:pPr>
+        <w:spacing w:before="60" w:after="120"/>
+      </w:pPr>
+      <w:r>
+        <w:rPr>
+          <w:color w:val="000000"/>
+        </w:rPr>
+        <w:t>Câu 3: divide for analysis</w:t>
+      </w:r>
+    </w:p>
+    <w:p>
+      <w:pPr>
+        <w:spacing w:before="60" w:after="120"/>
+      </w:pPr>
+      <w:r>
+        <w:rPr>
+          <w:color w:val="000000"/>
+        </w:rPr>
+        <w:t>Câu 4: employed</w:t>
+      </w:r>
+    </w:p>
+    <w:p>
+      <w:pPr>
+        <w:spacing w:before="60" w:after="120"/>
+      </w:pPr>
+      <w:r>
+        <w:rPr>
+          <w:color w:val="000000"/>
+        </w:rPr>
+        <w:t>Câu 5: compete against</w:t>
+      </w:r>
+    </w:p>
+    <w:p>
+      <w:pPr>
+        <w:spacing w:before="60" w:after="120"/>
+      </w:pPr>
+      <w:r>
+        <w:rPr>
+          <w:color w:val="000000"/>
+        </w:rPr>
+        <w:t>Câu 6: learned informally</w:t>
+      </w:r>
+    </w:p>
+    <w:p>
+      <w:pPr>
+        <w:spacing w:before="60" w:after="120"/>
+      </w:pPr>
+      <w:r>
+        <w:rPr>
+          <w:color w:val="000000"/>
+        </w:rPr>
+        <w:t>Câu 7: lifted</w:t>
+      </w:r>
+    </w:p>
+    <w:p>
+      <w:pPr>
+        <w:spacing w:before="60" w:after="120"/>
+      </w:pPr>
+      <w:r>
+        <w:rPr>
+          <w:color w:val="000000"/>
+        </w:rPr>
+        <w:t>Câu 8: postponed</w:t>
+      </w:r>
+    </w:p>
+    <w:p>
+      <w:pPr>
+        <w:spacing w:before="60" w:after="120"/>
+      </w:pPr>
+      <w:r>
+        <w:rPr>
+          <w:color w:val="000000"/>
+        </w:rPr>
+        <w:t>Câu 9: resembles</w:t>
+      </w:r>
+    </w:p>
+    <w:p>
+      <w:pPr>
+        <w:spacing w:before="60" w:after="120"/>
+      </w:pPr>
+      <w:r>
+        <w:rPr>
+          <w:color w:val="000000"/>
+        </w:rPr>
+        <w:t>Câu 10: stopped having an effect</w:t>
+      </w:r>
+    </w:p>
+    <w:p>
+      <w:pPr>
+        <w:spacing w:before="240" w:after="60"/>
+        <w:keepNext/>
+      </w:pPr>
+      <w:r>
+        <w:rPr>
+          <w:color w:val="000000"/>
           <w:b/>
         </w:rPr>
-        <w:t xml:space="preserve">PHẦN 9: 1. A recycling project. 2. Collection boxes. 3. Looking after the boxes. 4. They ran out of labels. 5. Collect enough plastic.</w:t>
-      </w:r>
-    </w:p>
-    <w:p>
-      <w:r>
-        <w:rPr>
+        <w:t>PHẦN 8</w:t>
+      </w:r>
+    </w:p>
+    <w:p>
+      <w:pPr>
+        <w:spacing w:before="60" w:after="120"/>
+      </w:pPr>
+      <w:r>
+        <w:rPr>
+          <w:color w:val="000000"/>
+        </w:rPr>
+        <w:t>Câu 1: She suggested taking the bus.</w:t>
+      </w:r>
+    </w:p>
+    <w:p>
+      <w:pPr>
+        <w:spacing w:before="60" w:after="120"/>
+      </w:pPr>
+      <w:r>
+        <w:rPr>
+          <w:color w:val="000000"/>
+        </w:rPr>
+        <w:t>Câu 2: You should see a doctor.</w:t>
+      </w:r>
+    </w:p>
+    <w:p>
+      <w:pPr>
+        <w:spacing w:before="60" w:after="120"/>
+      </w:pPr>
+      <w:r>
+        <w:rPr>
+          <w:color w:val="000000"/>
+        </w:rPr>
+        <w:t>Câu 3: He left without saying goodbye.</w:t>
+      </w:r>
+    </w:p>
+    <w:p>
+      <w:pPr>
+        <w:spacing w:before="60" w:after="120"/>
+      </w:pPr>
+      <w:r>
+        <w:rPr>
+          <w:color w:val="000000"/>
+        </w:rPr>
+        <w:t>Câu 4: Please turn it off.</w:t>
+      </w:r>
+    </w:p>
+    <w:p>
+      <w:pPr>
+        <w:spacing w:before="60" w:after="120"/>
+      </w:pPr>
+      <w:r>
+        <w:rPr>
+          <w:color w:val="000000"/>
+        </w:rPr>
+        <w:t>Câu 5: She looks after her brother.</w:t>
+      </w:r>
+    </w:p>
+    <w:p>
+      <w:pPr>
+        <w:spacing w:before="60" w:after="120"/>
+      </w:pPr>
+      <w:r>
+        <w:rPr>
+          <w:color w:val="000000"/>
+        </w:rPr>
+        <w:t>Câu 6: We ran out of paper.</w:t>
+      </w:r>
+    </w:p>
+    <w:p>
+      <w:pPr>
+        <w:spacing w:before="60" w:after="120"/>
+      </w:pPr>
+      <w:r>
+        <w:rPr>
+          <w:color w:val="000000"/>
+        </w:rPr>
+        <w:t>Câu 7: I cannot put up with this noise.</w:t>
+      </w:r>
+    </w:p>
+    <w:p>
+      <w:pPr>
+        <w:spacing w:before="60" w:after="120"/>
+      </w:pPr>
+      <w:r>
+        <w:rPr>
+          <w:color w:val="000000"/>
+        </w:rPr>
+        <w:t>Câu 8: The police are looking into the case.</w:t>
+      </w:r>
+    </w:p>
+    <w:p>
+      <w:pPr>
+        <w:spacing w:before="60" w:after="120"/>
+      </w:pPr>
+      <w:r>
+        <w:rPr>
+          <w:color w:val="000000"/>
+        </w:rPr>
+        <w:t>Câu 9: He gave it up. / He gave up smoking.</w:t>
+      </w:r>
+    </w:p>
+    <w:p>
+      <w:pPr>
+        <w:spacing w:before="60" w:after="120"/>
+      </w:pPr>
+      <w:r>
+        <w:rPr>
+          <w:color w:val="000000"/>
+        </w:rPr>
+        <w:t>Câu 10: Please hand it in. / Hand in your homework.</w:t>
+      </w:r>
+    </w:p>
+    <w:p>
+      <w:pPr>
+        <w:spacing w:before="240" w:after="60"/>
+        <w:keepNext/>
+      </w:pPr>
+      <w:r>
+        <w:rPr>
+          <w:color w:val="000000"/>
           <w:b/>
         </w:rPr>
-        <w:t xml:space="preserve">BÀI VIẾT MẪU (102 từ): Our class planned to carry out a recycling project at school. We began by setting up collection boxes and asking students to stop throwing plastic away. I volunteered to look after the boxes, while Mai agreed to draw up a weekly report. When we ran out of labels, Nam offered to buy more. A few members fell behind with their tasks, but our leader encouraged them to carry on. We enjoyed working together and managed to collect a large amount of plastic. The project helped us cut down on waste, and we hope to come up with another environmental activity next term.</w:t>
+        <w:t>PHẦN 9</w:t>
+      </w:r>
+    </w:p>
+    <w:p>
+      <w:pPr>
+        <w:spacing w:before="60" w:after="120"/>
+      </w:pPr>
+      <w:r>
+        <w:rPr>
+          <w:color w:val="000000"/>
+        </w:rPr>
+        <w:t>Câu 1: A recycling project.</w:t>
+      </w:r>
+    </w:p>
+    <w:p>
+      <w:pPr>
+        <w:spacing w:before="60" w:after="120"/>
+      </w:pPr>
+      <w:r>
+        <w:rPr>
+          <w:color w:val="000000"/>
+        </w:rPr>
+        <w:t>Câu 2: Collection boxes.</w:t>
+      </w:r>
+    </w:p>
+    <w:p>
+      <w:pPr>
+        <w:spacing w:before="60" w:after="120"/>
+      </w:pPr>
+      <w:r>
+        <w:rPr>
+          <w:color w:val="000000"/>
+        </w:rPr>
+        <w:t>Câu 3: Looking after the boxes.</w:t>
+      </w:r>
+    </w:p>
+    <w:p>
+      <w:pPr>
+        <w:spacing w:before="60" w:after="120"/>
+      </w:pPr>
+      <w:r>
+        <w:rPr>
+          <w:color w:val="000000"/>
+        </w:rPr>
+        <w:t>Câu 4: They ran out of labels.</w:t>
+      </w:r>
+    </w:p>
+    <w:p>
+      <w:pPr>
+        <w:spacing w:before="60" w:after="120"/>
+      </w:pPr>
+      <w:r>
+        <w:rPr>
+          <w:color w:val="000000"/>
+        </w:rPr>
+        <w:t>Câu 5: Collect enough plastic.</w:t>
+      </w:r>
+    </w:p>
+    <w:p>
+      <w:pPr>
+        <w:spacing w:before="240" w:after="60"/>
+        <w:keepNext/>
+      </w:pPr>
+      <w:r>
+        <w:rPr>
+          <w:color w:val="000000"/>
+          <w:b/>
+        </w:rPr>
+        <w:t>PHẦN 10</w:t>
+      </w:r>
+    </w:p>
+    <w:p>
+      <w:pPr>
+        <w:spacing w:before="240" w:after="60"/>
+        <w:keepNext/>
+      </w:pPr>
+      <w:r>
+        <w:rPr>
+          <w:color w:val="000000"/>
+          <w:b/>
+        </w:rPr>
+        <w:t>Câu trả lời tham khảo</w:t>
+      </w:r>
+    </w:p>
+    <w:p>
+      <w:pPr>
+        <w:spacing w:before="0" w:after="160"/>
+      </w:pPr>
+      <w:r>
+        <w:rPr>
+          <w:color w:val="000000"/>
+        </w:rPr>
+        <w:t>BÀI VIẾT MẪU (102 từ): Our class planned to carry out a recycling project at school. We began by setting up collection boxes and asking students to stop throwing plastic away. I volunteered to look after the boxes, while Mai agreed to draw up a weekly report. When we ran out of labels, Nam offered to buy more. A few members fell behind with their tasks, but our leader encouraged them to carry on. We enjoyed working together and managed to collect a large amount of plastic. The project helped us cut down on waste, and we hope to come up with another environmental activity next term.</w:t>
       </w:r>
     </w:p>
     <w:sectPr>
